--- a/word_reports/LP_0151_위치_252_Gazebo_I Like Chopin.docx
+++ b/word_reports/LP_0151_위치_252_Gazebo_I Like Chopin.docx
@@ -4,7 +4,7 @@
   <w:body>
     <w:p>
       <w:pPr>
-        <w:spacing w:after="280"/>
+        <w:spacing w:after="80"/>
       </w:pPr>
       <w:r>
         <w:rPr w:rFonts="맑은 고딕">
@@ -13,94 +13,47 @@
           <w:color w:val="1E3A8A"/>
           <w:sz w:val="30"/>
         </w:rPr>
-        <w:t>[252] Gazebo - I Like Chopin</w:t>
+        <w:t>Gazebo (전망대) - I Like Chopin</w:t>
       </w:r>
     </w:p>
     <w:p>
       <w:pPr>
-        <w:spacing w:after="320"/>
+        <w:spacing w:after="240"/>
       </w:pPr>
       <w:r>
         <w:rPr w:rFonts="맑은 고딕">
           <w:rFonts w:ascii="맑은 고딕" w:hAnsi="맑은 고딕" w:eastAsia="맑은 고딕"/>
           <w:b/>
-          <w:sz w:val="20"/>
+          <w:color w:val="4B5563"/>
+          <w:sz w:val="22"/>
         </w:rPr>
-        <w:t>■ 위치 : 252</w:t>
-        <w:br/>
-      </w:r>
-      <w:r>
-        <w:rPr w:rFonts="맑은 고딕">
-          <w:rFonts w:ascii="맑은 고딕" w:hAnsi="맑은 고딕" w:eastAsia="맑은 고딕"/>
-          <w:b/>
-          <w:sz w:val="20"/>
-        </w:rPr>
-        <w:t>■ 아티스트 : Gazebo</w:t>
-        <w:br/>
-      </w:r>
-      <w:r>
-        <w:rPr w:rFonts="맑은 고딕">
-          <w:rFonts w:ascii="맑은 고딕" w:hAnsi="맑은 고딕" w:eastAsia="맑은 고딕"/>
-          <w:b/>
-          <w:sz w:val="20"/>
-        </w:rPr>
-        <w:t>■ 앨범명 : I Like Chopin</w:t>
-        <w:br/>
-      </w:r>
-      <w:r>
-        <w:rPr w:rFonts="맑은 고딕">
-          <w:rFonts w:ascii="맑은 고딕" w:hAnsi="맑은 고딕" w:eastAsia="맑은 고딕"/>
-          <w:b w:val="0"/>
-          <w:sz w:val="20"/>
-        </w:rPr>
-        <w:t>■ 음반 레이블 : Baby Records (베이비 레코드)</w:t>
-        <w:br/>
-      </w:r>
-      <w:r>
-        <w:rPr w:rFonts="맑은 고딕">
-          <w:rFonts w:ascii="맑은 고딕" w:hAnsi="맑은 고딕" w:eastAsia="맑은 고딕"/>
-          <w:b w:val="0"/>
-          <w:sz w:val="20"/>
-        </w:rPr>
-        <w:t>■ 발매년도 : 1983</w:t>
-        <w:br/>
-      </w:r>
-      <w:r>
-        <w:rPr w:rFonts="맑은 고딕">
-          <w:rFonts w:ascii="맑은 고딕" w:hAnsi="맑은 고딕" w:eastAsia="맑은 고딕"/>
-          <w:b w:val="0"/>
-          <w:sz w:val="20"/>
-        </w:rPr>
-        <w:t>■ 장르 : 이탈로 디스코 (Italo Disco), 신스팝 (Synth-pop), 유로 디스코 (Euro Disco)</w:t>
-        <w:br/>
-      </w:r>
-      <w:r>
-        <w:rPr w:rFonts="맑은 고딕">
-          <w:rFonts w:ascii="맑은 고딕" w:hAnsi="맑은 고딕" w:eastAsia="맑은 고딕"/>
-          <w:b w:val="0"/>
-          <w:sz w:val="20"/>
-        </w:rPr>
-        <w:t>■ 주요 수록곡 : 1. I Like Chopin</w:t>
-        <w:br/>
+        <w:t>위치 :  252</w:t>
       </w:r>
     </w:p>
     <w:p>
       <w:pPr>
-        <w:spacing w:after="160"/>
+        <w:spacing w:line="324" w:lineRule="auto" w:before="80" w:after="160"/>
       </w:pPr>
       <w:r>
         <w:rPr w:rFonts="맑은 고딕">
           <w:rFonts w:ascii="맑은 고딕" w:hAnsi="맑은 고딕" w:eastAsia="맑은 고딕"/>
           <w:b/>
           <w:color w:val="1F2937"/>
-          <w:sz w:val="24"/>
+          <w:sz w:val="22"/>
         </w:rPr>
-        <w:t>■ 음반 해설 및 감상 가이드</w:t>
+        <w:t xml:space="preserve">[음반 소개] </w:t>
+      </w:r>
+      <w:r>
+        <w:rPr w:rFonts="맑은 고딕">
+          <w:rFonts w:ascii="맑은 고딕" w:hAnsi="맑은 고딕" w:eastAsia="맑은 고딕"/>
+          <w:b w:val="0"/>
+          <w:sz w:val="21"/>
+        </w:rPr>
       </w:r>
     </w:p>
     <w:p>
       <w:pPr>
-        <w:spacing w:line="312" w:lineRule="auto" w:after="120"/>
+        <w:spacing w:line="324" w:lineRule="auto" w:after="120"/>
       </w:pPr>
       <w:r>
         <w:rPr w:rFonts="맑은 고딕">
@@ -108,51 +61,516 @@
           <w:b w:val="0"/>
           <w:sz w:val="21"/>
         </w:rPr>
-        <w:t>1980년대 초반 유럽을 시작으로 전 세계 팝 음악 신을 매료시킨 이탈로 디스코(Italo Disco)의 대표주자 가제보(Gazebo)가 1983년에 선보인 명반입니다. 이 앨범은 단순한 클럽 댄스 음악의 범주를 넘어, 19세기 낭만주의 클래식의 감성과 현대적인 전자 음악의 세련미를 완벽하게 결합해낸 신스팝의 금자탑으로 평가받습니다. 발매 직후 유럽 주요 국가 차트 1위를 휩쓸었음은 물론, 한국을 포함한 아시아 전역에서도 폭발적인 사랑을 받으며 시대의 아이콘으로 자리매김했습니다.</w:t>
+        <w:t>1980년대 유로디스코의 찬란한 물결 속에서 클래식의 고귀한 낭만을 유려하게 길어 올린 가제보(Gazebo)의 본 작은, 신스팝이라는 차가운 현대적 질감 위에 쇼팽의 서정적 잔향을 아로새긴 불멸의 명반입니다. 전자 악기의 도회적인 리듬 속에서도 결코 흐트러지지 않는 귀족적인 기품과 멜랑콜리는 당대 대중음악이 도달할 수 있었던 가장 우아한 서정의 극치를 보여줍니다. 빗방울이 유리창을 투명하게 두드리듯 귓가를 적시는 영롱한 피아노 선율은 시대를 초월하여 오늘날의 애호가들에게도 잊을 수 없는 노스탤지어의 푸른 잔상을 선사합니다.</w:t>
       </w:r>
     </w:p>
     <w:p>
       <w:pPr>
-        <w:spacing w:line="312" w:lineRule="auto" w:after="120"/>
+        <w:spacing w:line="324" w:lineRule="auto" w:before="200" w:after="80"/>
       </w:pPr>
+      <w:r>
+        <w:rPr w:rFonts="맑은 고딕">
+          <w:rFonts w:ascii="맑은 고딕" w:hAnsi="맑은 고딕" w:eastAsia="맑은 고딕"/>
+          <w:b/>
+          <w:color w:val="1E3A8A"/>
+          <w:sz w:val="24"/>
+        </w:rPr>
+        <w:t>1. 음반 데이터</w:t>
+      </w:r>
+    </w:p>
+    <w:p>
+      <w:pPr>
+        <w:spacing w:line="324" w:lineRule="auto" w:after="80"/>
+      </w:pPr>
+      <w:r>
+        <w:rPr w:rFonts="맑은 고딕">
+          <w:rFonts w:ascii="맑은 고딕" w:hAnsi="맑은 고딕" w:eastAsia="맑은 고딕"/>
+          <w:b w:val="0"/>
+          <w:color w:val="6B7280"/>
+          <w:sz w:val="21"/>
+        </w:rPr>
+        <w:t xml:space="preserve">· </w:t>
+      </w:r>
+      <w:r>
+        <w:rPr w:rFonts="맑은 고딕">
+          <w:rFonts w:ascii="맑은 고딕" w:hAnsi="맑은 고딕" w:eastAsia="맑은 고딕"/>
+          <w:b/>
+          <w:color w:val="1F2937"/>
+          <w:sz w:val="21"/>
+        </w:rPr>
+        <w:t xml:space="preserve">앨범명: </w:t>
+      </w:r>
       <w:r>
         <w:rPr w:rFonts="맑은 고딕">
           <w:rFonts w:ascii="맑은 고딕" w:hAnsi="맑은 고딕" w:eastAsia="맑은 고딕"/>
           <w:b w:val="0"/>
           <w:sz w:val="21"/>
         </w:rPr>
-        <w:t>음악적 핵심은 작곡가 피에르루이지 지옴비니(Pierluigi Giombini)가 완성한 우아하고 서정적인 피아노 리프(Reeff)에 있습니다. 타이틀곡 'I Like Chopin'에서 들려오는 맑고 투명한 피아노 선율은 프레데리크 쇼팽의 낭만적인 미학을 80년대 신디사이저 비트 위에 감각적으로 올려놓았습니다. 여기에 외교관의 아들로 전 세계를 거치며 교양을 쌓은 가제보 특유의 신사적이고 중저음의 젠틀한 보컬이 더해져, 몽환적이면서도 격조 높은 분위기를 완성해 냅니다.</w:t>
+        <w:t>I Like Chopin</w:t>
       </w:r>
     </w:p>
     <w:p>
       <w:pPr>
-        <w:spacing w:line="312" w:lineRule="auto" w:after="120"/>
+        <w:spacing w:line="324" w:lineRule="auto" w:after="80"/>
       </w:pPr>
+      <w:r>
+        <w:rPr w:rFonts="맑은 고딕">
+          <w:rFonts w:ascii="맑은 고딕" w:hAnsi="맑은 고딕" w:eastAsia="맑은 고딕"/>
+          <w:b w:val="0"/>
+          <w:color w:val="6B7280"/>
+          <w:sz w:val="21"/>
+        </w:rPr>
+        <w:t xml:space="preserve">· </w:t>
+      </w:r>
+      <w:r>
+        <w:rPr w:rFonts="맑은 고딕">
+          <w:rFonts w:ascii="맑은 고딕" w:hAnsi="맑은 고딕" w:eastAsia="맑은 고딕"/>
+          <w:b/>
+          <w:color w:val="1F2937"/>
+          <w:sz w:val="21"/>
+        </w:rPr>
+        <w:t xml:space="preserve">아티스트: </w:t>
+      </w:r>
       <w:r>
         <w:rPr w:rFonts="맑은 고딕">
           <w:rFonts w:ascii="맑은 고딕" w:hAnsi="맑은 고딕" w:eastAsia="맑은 고딕"/>
           <w:b w:val="0"/>
           <w:sz w:val="21"/>
         </w:rPr>
-        <w:t>앨범에는 세계적인 대히트를 기록한 'I Like Chopin' 외에도 가제보의 이름을 먼저 알렸던 미스터리한 분위기의 데뷔곡 'Masterpiece', 감각적인 리듬감이 돋보이는 'Lunatic' 등 유로 디스코의 정수를 담은 트랙들이 빼곡히 수록되어 있습니다. 전자 악기의 차가운 질감 속에서도 아날로그 특유의 온기와 시적인 가사가 어우러져 깊은 감상적 몰입감을 선사합니다.</w:t>
+        <w:t>Gazebo (전망대)</w:t>
       </w:r>
     </w:p>
     <w:p>
       <w:pPr>
-        <w:spacing w:line="312" w:lineRule="auto" w:after="120"/>
+        <w:spacing w:line="324" w:lineRule="auto" w:after="80"/>
       </w:pPr>
+      <w:r>
+        <w:rPr w:rFonts="맑은 고딕">
+          <w:rFonts w:ascii="맑은 고딕" w:hAnsi="맑은 고딕" w:eastAsia="맑은 고딕"/>
+          <w:b w:val="0"/>
+          <w:color w:val="6B7280"/>
+          <w:sz w:val="21"/>
+        </w:rPr>
+        <w:t xml:space="preserve">· </w:t>
+      </w:r>
+      <w:r>
+        <w:rPr w:rFonts="맑은 고딕">
+          <w:rFonts w:ascii="맑은 고딕" w:hAnsi="맑은 고딕" w:eastAsia="맑은 고딕"/>
+          <w:b/>
+          <w:color w:val="1F2937"/>
+          <w:sz w:val="21"/>
+        </w:rPr>
+        <w:t xml:space="preserve">발매 정보: </w:t>
+      </w:r>
       <w:r>
         <w:rPr w:rFonts="맑은 고딕">
           <w:rFonts w:ascii="맑은 고딕" w:hAnsi="맑은 고딕" w:eastAsia="맑은 고딕"/>
           <w:b w:val="0"/>
           <w:sz w:val="21"/>
         </w:rPr>
-        <w:t>LP 음반으로 감상하는 본 작품은 80년대 아날로그 신디사이저 특유의 풍성한 공간감과 서정적인 피아노 울림을 가장 온전하게 전달합니다. 세월이 흘러도 변치 않는 멜로디의 아름다움과 80년대 레트로 낭만을 품고 있는 이 앨범은 디스코 역사에 중요한 족적을 남긴 명반이자 컬렉터들에게 깊은 울림을 주는 필수 소장반입니다.</w:t>
+        <w:t>1983년 이탈리아의 명문 '베이비 레코드(Baby Records)'를 통해 세상에 첫선을 보인 작품으로, 유럽 전역을 휩쓸던 '이탈로 디스코(Italo Disco)'의 황금기와 클래시컬한 유럽 예술 가곡의 정조가 완벽한 조화를 이루며 탄생한 기념비적 앨범입니다.</w:t>
+      </w:r>
+    </w:p>
+    <w:p>
+      <w:pPr>
+        <w:spacing w:line="324" w:lineRule="auto" w:after="80"/>
+      </w:pPr>
+      <w:r>
+        <w:rPr w:rFonts="맑은 고딕">
+          <w:rFonts w:ascii="맑은 고딕" w:hAnsi="맑은 고딕" w:eastAsia="맑은 고딕"/>
+          <w:b w:val="0"/>
+          <w:color w:val="6B7280"/>
+          <w:sz w:val="21"/>
+        </w:rPr>
+        <w:t xml:space="preserve">· </w:t>
+      </w:r>
+      <w:r>
+        <w:rPr w:rFonts="맑은 고딕">
+          <w:rFonts w:ascii="맑은 고딕" w:hAnsi="맑은 고딕" w:eastAsia="맑은 고딕"/>
+          <w:b/>
+          <w:color w:val="1F2937"/>
+          <w:sz w:val="21"/>
+        </w:rPr>
+        <w:t xml:space="preserve">LP 인기도(판매량): </w:t>
+      </w:r>
+      <w:r>
+        <w:rPr w:rFonts="맑은 고딕">
+          <w:rFonts w:ascii="맑은 고딕" w:hAnsi="맑은 고딕" w:eastAsia="맑은 고딕"/>
+          <w:b w:val="0"/>
+          <w:sz w:val="21"/>
+        </w:rPr>
+        <w:t>타이틀곡 'I Like Chopin'은 발매와 동시에 독일, 이탈리아, 스위스, 오스트리아 등 유럽 주요국 차트 정상을 석권했으며, 일본을 비롯한 아시아 전역에서도 폭발적인 신드롬을 일으켜 전 세계적으로 800만 장 이상의 경이적인 판매고를 기록하였습니다.</w:t>
+      </w:r>
+    </w:p>
+    <w:p>
+      <w:pPr>
+        <w:spacing w:line="324" w:lineRule="auto" w:after="80"/>
+      </w:pPr>
+      <w:r>
+        <w:rPr w:rFonts="맑은 고딕">
+          <w:rFonts w:ascii="맑은 고딕" w:hAnsi="맑은 고딕" w:eastAsia="맑은 고딕"/>
+          <w:b w:val="0"/>
+          <w:color w:val="6B7280"/>
+          <w:sz w:val="21"/>
+        </w:rPr>
+        <w:t xml:space="preserve">· </w:t>
+      </w:r>
+      <w:r>
+        <w:rPr w:rFonts="맑은 고딕">
+          <w:rFonts w:ascii="맑은 고딕" w:hAnsi="맑은 고딕" w:eastAsia="맑은 고딕"/>
+          <w:b/>
+          <w:color w:val="1F2937"/>
+          <w:sz w:val="21"/>
+        </w:rPr>
+        <w:t xml:space="preserve">각종 수상경력: </w:t>
+      </w:r>
+      <w:r>
+        <w:rPr w:rFonts="맑은 고딕">
+          <w:rFonts w:ascii="맑은 고딕" w:hAnsi="맑은 고딕" w:eastAsia="맑은 고딕"/>
+          <w:b w:val="0"/>
+          <w:sz w:val="21"/>
+        </w:rPr>
+        <w:t>유럽 각국의 공인 음악 차트에서 다수의 골드 및 플래티넘 디스크를 획득하였으며, 단순한 댄스 플로어의 열기를 넘어 팝 음악을 세련된 예술적 반열로 격상시켰다는 평단의 영예로운 찬사를 받았습니다.</w:t>
+      </w:r>
+    </w:p>
+    <w:p>
+      <w:pPr>
+        <w:spacing w:line="324" w:lineRule="auto" w:before="200" w:after="80"/>
+      </w:pPr>
+      <w:r>
+        <w:rPr w:rFonts="맑은 고딕">
+          <w:rFonts w:ascii="맑은 고딕" w:hAnsi="맑은 고딕" w:eastAsia="맑은 고딕"/>
+          <w:b/>
+          <w:color w:val="1E3A8A"/>
+          <w:sz w:val="24"/>
+        </w:rPr>
+        <w:t>2. 아티스트 정보</w:t>
+      </w:r>
+    </w:p>
+    <w:p>
+      <w:pPr>
+        <w:spacing w:line="324" w:lineRule="auto" w:after="80"/>
+      </w:pPr>
+      <w:r>
+        <w:rPr w:rFonts="맑은 고딕">
+          <w:rFonts w:ascii="맑은 고딕" w:hAnsi="맑은 고딕" w:eastAsia="맑은 고딕"/>
+          <w:b w:val="0"/>
+          <w:color w:val="6B7280"/>
+          <w:sz w:val="21"/>
+        </w:rPr>
+        <w:t xml:space="preserve">· </w:t>
+      </w:r>
+      <w:r>
+        <w:rPr w:rFonts="맑은 고딕">
+          <w:rFonts w:ascii="맑은 고딕" w:hAnsi="맑은 고딕" w:eastAsia="맑은 고딕"/>
+          <w:b/>
+          <w:color w:val="1F2937"/>
+          <w:sz w:val="21"/>
+        </w:rPr>
+        <w:t xml:space="preserve">국적: </w:t>
+      </w:r>
+      <w:r>
+        <w:rPr w:rFonts="맑은 고딕">
+          <w:rFonts w:ascii="맑은 고딕" w:hAnsi="맑은 고딕" w:eastAsia="맑은 고딕"/>
+          <w:b w:val="0"/>
+          <w:sz w:val="21"/>
+        </w:rPr>
+        <w:t>이탈리아 (출생: 레바논 베이루트)</w:t>
+      </w:r>
+    </w:p>
+    <w:p>
+      <w:pPr>
+        <w:spacing w:line="324" w:lineRule="auto" w:after="80"/>
+      </w:pPr>
+      <w:r>
+        <w:rPr w:rFonts="맑은 고딕">
+          <w:rFonts w:ascii="맑은 고딕" w:hAnsi="맑은 고딕" w:eastAsia="맑은 고딕"/>
+          <w:b w:val="0"/>
+          <w:color w:val="6B7280"/>
+          <w:sz w:val="21"/>
+        </w:rPr>
+        <w:t xml:space="preserve">· </w:t>
+      </w:r>
+      <w:r>
+        <w:rPr w:rFonts="맑은 고딕">
+          <w:rFonts w:ascii="맑은 고딕" w:hAnsi="맑은 고딕" w:eastAsia="맑은 고딕"/>
+          <w:b/>
+          <w:color w:val="1F2937"/>
+          <w:sz w:val="21"/>
+        </w:rPr>
+        <w:t xml:space="preserve">생몰년도: </w:t>
+      </w:r>
+      <w:r>
+        <w:rPr w:rFonts="맑은 고딕">
+          <w:rFonts w:ascii="맑은 고딕" w:hAnsi="맑은 고딕" w:eastAsia="맑은 고딕"/>
+          <w:b w:val="0"/>
+          <w:sz w:val="21"/>
+        </w:rPr>
+        <w:t>1960년 2월 18일 ~ 현재</w:t>
+      </w:r>
+    </w:p>
+    <w:p>
+      <w:pPr>
+        <w:spacing w:line="324" w:lineRule="auto" w:after="80"/>
+      </w:pPr>
+      <w:r>
+        <w:rPr w:rFonts="맑은 고딕">
+          <w:rFonts w:ascii="맑은 고딕" w:hAnsi="맑은 고딕" w:eastAsia="맑은 고딕"/>
+          <w:b w:val="0"/>
+          <w:color w:val="6B7280"/>
+          <w:sz w:val="21"/>
+        </w:rPr>
+        <w:t xml:space="preserve">· </w:t>
+      </w:r>
+      <w:r>
+        <w:rPr w:rFonts="맑은 고딕">
+          <w:rFonts w:ascii="맑은 고딕" w:hAnsi="맑은 고딕" w:eastAsia="맑은 고딕"/>
+          <w:b/>
+          <w:color w:val="1F2937"/>
+          <w:sz w:val="21"/>
+        </w:rPr>
+        <w:t xml:space="preserve">그룹 소속: </w:t>
+      </w:r>
+      <w:r>
+        <w:rPr w:rFonts="맑은 고딕">
+          <w:rFonts w:ascii="맑은 고딕" w:hAnsi="맑은 고딕" w:eastAsia="맑은 고딕"/>
+          <w:b w:val="0"/>
+          <w:sz w:val="21"/>
+        </w:rPr>
+        <w:t>솔로</w:t>
+      </w:r>
+    </w:p>
+    <w:p>
+      <w:pPr>
+        <w:spacing w:line="324" w:lineRule="auto" w:after="80"/>
+      </w:pPr>
+      <w:r>
+        <w:rPr w:rFonts="맑은 고딕">
+          <w:rFonts w:ascii="맑은 고딕" w:hAnsi="맑은 고딕" w:eastAsia="맑은 고딕"/>
+          <w:b w:val="0"/>
+          <w:color w:val="6B7280"/>
+          <w:sz w:val="21"/>
+        </w:rPr>
+        <w:t xml:space="preserve">· </w:t>
+      </w:r>
+      <w:r>
+        <w:rPr w:rFonts="맑은 고딕">
+          <w:rFonts w:ascii="맑은 고딕" w:hAnsi="맑은 고딕" w:eastAsia="맑은 고딕"/>
+          <w:b/>
+          <w:color w:val="1F2937"/>
+          <w:sz w:val="21"/>
+        </w:rPr>
+        <w:t xml:space="preserve">아티스트 소개: </w:t>
+      </w:r>
+      <w:r>
+        <w:rPr w:rFonts="맑은 고딕">
+          <w:rFonts w:ascii="맑은 고딕" w:hAnsi="맑은 고딕" w:eastAsia="맑은 고딕"/>
+          <w:b w:val="0"/>
+          <w:sz w:val="21"/>
+        </w:rPr>
+        <w:t>외교관이었던 아버지와 가수 출신 어머니 사이에서 성장한 가제보(본명: Paul Mazzolini)는 다국적 환경 속에서 문학적 소양과 클래식 기타를 깊이 체득한 독보적인 싱어송라이터입니다. 특유의 지적이고 귀족적인 아우라와 프로듀서 피에를루이지 지옴비니(Pierluigi Giombini)와의 눈부신 협업을 바탕으로, 이탈로 디스코 씬에 한 편의 문학 작품과도 같은 깊이와 품격을 부여한 거장입니다.</w:t>
+      </w:r>
+    </w:p>
+    <w:p>
+      <w:pPr>
+        <w:spacing w:line="324" w:lineRule="auto" w:before="200" w:after="80"/>
+      </w:pPr>
+      <w:r>
+        <w:rPr w:rFonts="맑은 고딕">
+          <w:rFonts w:ascii="맑은 고딕" w:hAnsi="맑은 고딕" w:eastAsia="맑은 고딕"/>
+          <w:b/>
+          <w:color w:val="1E3A8A"/>
+          <w:sz w:val="24"/>
+        </w:rPr>
+        <w:t>3. 음반 상세 분석</w:t>
+      </w:r>
+    </w:p>
+    <w:p>
+      <w:pPr>
+        <w:spacing w:line="324" w:lineRule="auto" w:after="80"/>
+      </w:pPr>
+      <w:r>
+        <w:rPr w:rFonts="맑은 고딕">
+          <w:rFonts w:ascii="맑은 고딕" w:hAnsi="맑은 고딕" w:eastAsia="맑은 고딕"/>
+          <w:b w:val="0"/>
+          <w:color w:val="6B7280"/>
+          <w:sz w:val="21"/>
+        </w:rPr>
+        <w:t xml:space="preserve">· </w:t>
+      </w:r>
+      <w:r>
+        <w:rPr w:rFonts="맑은 고딕">
+          <w:rFonts w:ascii="맑은 고딕" w:hAnsi="맑은 고딕" w:eastAsia="맑은 고딕"/>
+          <w:b/>
+          <w:color w:val="1F2937"/>
+          <w:sz w:val="21"/>
+        </w:rPr>
+        <w:t xml:space="preserve">역사적 위치: </w:t>
+      </w:r>
+      <w:r>
+        <w:rPr w:rFonts="맑은 고딕">
+          <w:rFonts w:ascii="맑은 고딕" w:hAnsi="맑은 고딕" w:eastAsia="맑은 고딕"/>
+          <w:b w:val="0"/>
+          <w:sz w:val="21"/>
+        </w:rPr>
+        <w:t>기계적인 드럼 머신과 신디사이저가 지배하던 1980년대 초반, 클래식의 낭만주의 화성과 대중적 팝 멜로디의 서정성을 가장 세련된 조형미로 융합해 낸 크로스오버적 이정표입니다. 유로팝이 지닌 감각적인 비트 위에 유럽 전통의 고전미를 덧입힘으로써, 유로 댄스 음악이 세계 팝 음악사에서 독자적이고도 품격 있는 하위 장르로 자리 잡는 데 결정적인 역할을 수행하였습니다.</w:t>
+      </w:r>
+    </w:p>
+    <w:p>
+      <w:pPr>
+        <w:spacing w:line="324" w:lineRule="auto" w:after="80"/>
+      </w:pPr>
+      <w:r>
+        <w:rPr w:rFonts="맑은 고딕">
+          <w:rFonts w:ascii="맑은 고딕" w:hAnsi="맑은 고딕" w:eastAsia="맑은 고딕"/>
+          <w:b w:val="0"/>
+          <w:color w:val="6B7280"/>
+          <w:sz w:val="21"/>
+        </w:rPr>
+        <w:t xml:space="preserve">· </w:t>
+      </w:r>
+      <w:r>
+        <w:rPr w:rFonts="맑은 고딕">
+          <w:rFonts w:ascii="맑은 고딕" w:hAnsi="맑은 고딕" w:eastAsia="맑은 고딕"/>
+          <w:b/>
+          <w:color w:val="1F2937"/>
+          <w:sz w:val="21"/>
+        </w:rPr>
+        <w:t xml:space="preserve">시대의 흔적(스토리텔링): </w:t>
+      </w:r>
+      <w:r>
+        <w:rPr w:rFonts="맑은 고딕">
+          <w:rFonts w:ascii="맑은 고딕" w:hAnsi="맑은 고딕" w:eastAsia="맑은 고딕"/>
+          <w:b w:val="0"/>
+          <w:sz w:val="21"/>
+        </w:rPr>
+        <w:t>급격한 산업화와 차가운 도시 문명 속에서 고독을 삼키던 1980년대 청춘들에게, 이 음반은 메마른 감성을 적셔주는 단비와도 같았습니다. 창밖으로 비가 내리는 오후, 다운타운의 음악다방과 라디오 전파를 타고 흐르던 가제보의 부드러운 중저음은 시대를 앞서가던 젊은 영혼들에게 세련된 지적 도피처이자 낭만적인 위로의 공간을 마련해 주었습니다.</w:t>
+      </w:r>
+    </w:p>
+    <w:p>
+      <w:pPr>
+        <w:spacing w:line="324" w:lineRule="auto" w:before="200" w:after="80"/>
+      </w:pPr>
+      <w:r>
+        <w:rPr w:rFonts="맑은 고딕">
+          <w:rFonts w:ascii="맑은 고딕" w:hAnsi="맑은 고딕" w:eastAsia="맑은 고딕"/>
+          <w:b/>
+          <w:color w:val="1E3A8A"/>
+          <w:sz w:val="24"/>
+        </w:rPr>
+        <w:t>4. 주요 수록곡 및 감상 제언</w:t>
+      </w:r>
+    </w:p>
+    <w:p>
+      <w:pPr>
+        <w:spacing w:line="324" w:lineRule="auto" w:after="80"/>
+      </w:pPr>
+      <w:r>
+        <w:rPr w:rFonts="맑은 고딕">
+          <w:rFonts w:ascii="맑은 고딕" w:hAnsi="맑은 고딕" w:eastAsia="맑은 고딕"/>
+          <w:b w:val="0"/>
+          <w:color w:val="6B7280"/>
+          <w:sz w:val="21"/>
+        </w:rPr>
+        <w:t xml:space="preserve">· </w:t>
+      </w:r>
+      <w:r>
+        <w:rPr w:rFonts="맑은 고딕">
+          <w:rFonts w:ascii="맑은 고딕" w:hAnsi="맑은 고딕" w:eastAsia="맑은 고딕"/>
+          <w:b/>
+          <w:color w:val="1F2937"/>
+          <w:sz w:val="21"/>
+        </w:rPr>
+        <w:t xml:space="preserve">주요 수록곡 특징: </w:t>
+      </w:r>
+      <w:r>
+        <w:rPr w:rFonts="맑은 고딕">
+          <w:rFonts w:ascii="맑은 고딕" w:hAnsi="맑은 고딕" w:eastAsia="맑은 고딕"/>
+          <w:b w:val="0"/>
+          <w:sz w:val="21"/>
+        </w:rPr>
+        <w:t>쇼팽의 야상곡을 연상시키는 영롱한 피아노 인트로와 서정적인 멜로디 라인이 압도적인 감동을 자아내는 불후의 명곡 'I Like Chopin'을 필두로, 긴장감 넘치는 서사 구조와 극적인 신디사이저 편곡이 돋보이는 또 다른 히트 트랙 'Masterpiece' 등 수록곡 전체가 한 편의 단아한 낭만주의 연작시처럼 빈틈없는 통일감을 선사합니다.</w:t>
+      </w:r>
+    </w:p>
+    <w:p>
+      <w:pPr>
+        <w:spacing w:line="324" w:lineRule="auto" w:after="80"/>
+      </w:pPr>
+      <w:r>
+        <w:rPr w:rFonts="맑은 고딕">
+          <w:rFonts w:ascii="맑은 고딕" w:hAnsi="맑은 고딕" w:eastAsia="맑은 고딕"/>
+          <w:b w:val="0"/>
+          <w:color w:val="6B7280"/>
+          <w:sz w:val="21"/>
+        </w:rPr>
+        <w:t xml:space="preserve">· </w:t>
+      </w:r>
+      <w:r>
+        <w:rPr w:rFonts="맑은 고딕">
+          <w:rFonts w:ascii="맑은 고딕" w:hAnsi="맑은 고딕" w:eastAsia="맑은 고딕"/>
+          <w:b/>
+          <w:color w:val="1F2937"/>
+          <w:sz w:val="21"/>
+        </w:rPr>
+        <w:t xml:space="preserve">빈티지 감상 제언: </w:t>
+      </w:r>
+      <w:r>
+        <w:rPr w:rFonts="맑은 고딕">
+          <w:rFonts w:ascii="맑은 고딕" w:hAnsi="맑은 고딕" w:eastAsia="맑은 고딕"/>
+          <w:b w:val="0"/>
+          <w:sz w:val="21"/>
+        </w:rPr>
+        <w:t>디지털 마스터링에서는 결코 느낄 수 없는 1980년대 초반 아날로그 신디사이저의 농밀한 질감과 피아노 타건의 섬세한 배음이 LP 바이닐 속에 고스란히 숨 쉬고 있습니다. 포근한 진공관 앰프의 예열을 거쳐 턴테이블의 카트리지가 소리골을 스치는 순간, 찰랑거리는 하이햇과 공간 전체를 아늑하게 감싸는 아날로그 저음의 온도가 청자를 완벽한 음악적 사색으로 이끕니다.</w:t>
+      </w:r>
+    </w:p>
+    <w:p>
+      <w:pPr>
+        <w:spacing w:line="324" w:lineRule="auto" w:after="80"/>
+      </w:pPr>
+      <w:r>
+        <w:rPr w:rFonts="맑은 고딕">
+          <w:rFonts w:ascii="맑은 고딕" w:hAnsi="맑은 고딕" w:eastAsia="맑은 고딕"/>
+          <w:b w:val="0"/>
+          <w:color w:val="6B7280"/>
+          <w:sz w:val="21"/>
+        </w:rPr>
+        <w:t xml:space="preserve">· </w:t>
+      </w:r>
+      <w:r>
+        <w:rPr w:rFonts="맑은 고딕">
+          <w:rFonts w:ascii="맑은 고딕" w:hAnsi="맑은 고딕" w:eastAsia="맑은 고딕"/>
+          <w:b/>
+          <w:color w:val="1F2937"/>
+          <w:sz w:val="21"/>
+        </w:rPr>
+        <w:t xml:space="preserve">소장 가치: </w:t>
+      </w:r>
+      <w:r>
+        <w:rPr w:rFonts="맑은 고딕">
+          <w:rFonts w:ascii="맑은 고딕" w:hAnsi="맑은 고딕" w:eastAsia="맑은 고딕"/>
+          <w:b w:val="0"/>
+          <w:sz w:val="21"/>
+        </w:rPr>
+        <w:t>유로디스코 황금기의 정점을 상징하는 역사적 사료이자, 클래식 애호가와 정통 팝 컬렉터 모두를 매료시킬 수 있는 서정적 미학의 결정체로서 LP 컬렉터의 서가 맨 앞자리를 장식하기에 부족함이 없는 음반입니다.</w:t>
+      </w:r>
+    </w:p>
+    <w:p>
+      <w:pPr>
+        <w:spacing w:line="324" w:lineRule="auto" w:after="120" w:before="160"/>
+      </w:pPr>
+      <w:r>
+        <w:rPr w:rFonts="맑은 고딕">
+          <w:rFonts w:ascii="맑은 고딕" w:hAnsi="맑은 고딕" w:eastAsia="맑은 고딕"/>
+          <w:b/>
+          <w:color w:val="4338CA"/>
+          <w:sz w:val="21"/>
+        </w:rPr>
+        <w:t>이 음반을 통해 아날로그 소리골 속에 아로새겨진 쇼팽의 영롱한 숨결과 80년대 낭만의 정취가 전해주는 감동을 다시 한번 경험해 보시는 것은 어떨까요?</w:t>
       </w:r>
     </w:p>
     <w:sectPr>
       <w:pgSz w:w="12240" w:h="15840"/>
-      <w:pgMar w:top="1440" w:right="1440" w:bottom="1440" w:left="1440" w:header="720" w:footer="720" w:gutter="0"/>
+      <w:pgMar w:top="1152" w:right="1296" w:bottom="1152" w:left="1296" w:header="720" w:footer="720" w:gutter="0"/>
       <w:cols w:space="720"/>
       <w:docGrid w:linePitch="360"/>
     </w:sectPr>

--- a/word_reports/LP_0151_위치_252_Gazebo_I Like Chopin.docx
+++ b/word_reports/LP_0151_위치_252_Gazebo_I Like Chopin.docx
@@ -32,7 +32,7 @@
     </w:p>
     <w:p>
       <w:pPr>
-        <w:spacing w:line="324" w:lineRule="auto" w:before="80" w:after="160"/>
+        <w:spacing w:line="324" w:lineRule="auto" w:before="80" w:after="120"/>
       </w:pPr>
       <w:r>
         <w:rPr w:rFonts="맑은 고딕">
@@ -42,13 +42,6 @@
           <w:sz w:val="22"/>
         </w:rPr>
         <w:t xml:space="preserve">[음반 소개] </w:t>
-      </w:r>
-      <w:r>
-        <w:rPr w:rFonts="맑은 고딕">
-          <w:rFonts w:ascii="맑은 고딕" w:hAnsi="맑은 고딕" w:eastAsia="맑은 고딕"/>
-          <w:b w:val="0"/>
-          <w:sz w:val="21"/>
-        </w:rPr>
       </w:r>
     </w:p>
     <w:p>
@@ -61,7 +54,33 @@
           <w:b w:val="0"/>
           <w:sz w:val="21"/>
         </w:rPr>
-        <w:t>1980년대 유로디스코의 찬란한 물결 속에서 클래식의 고귀한 낭만을 유려하게 길어 올린 가제보(Gazebo)의 본 작은, 신스팝이라는 차가운 현대적 질감 위에 쇼팽의 서정적 잔향을 아로새긴 불멸의 명반입니다. 전자 악기의 도회적인 리듬 속에서도 결코 흐트러지지 않는 귀족적인 기품과 멜랑콜리는 당대 대중음악이 도달할 수 있었던 가장 우아한 서정의 극치를 보여줍니다. 빗방울이 유리창을 투명하게 두드리듯 귓가를 적시는 영롱한 피아노 선율은 시대를 초월하여 오늘날의 애호가들에게도 잊을 수 없는 노스탤지어의 푸른 잔상을 선사합니다.</w:t>
+        <w:t>1980년대 초반, 전 유럽을 휩쓸며 전 세계 댄스 플로어를 뜨겁게 달구었던 '이탈로 디스코(Italo Disco)'의 물결 속에서, 가제보(Gazebo)의 음악은 단연코 이채로운 고귀함을 품고 있었습니다. 신시사이저의 기계적인 비트가 지배하던 유로 팝의 전성기에, 낭만주의 피아노의 시인 프레데리크 쇼팽(Frédéric Chopin)의 서정성을 대중음악의 어법으로 우아하게 직조해 낸 명작이 바로 본 작 [I Like Chopin]입니다. 이 음반은 단순한 댄스 팝 앨범의 혐의를 훌쩍 벗어나, 클래식 음악의 유려한 멜로디 라인과 팝 음악의 감각적인 그루브가 완벽한 조화를 이룬 80년대 대중음악사의 불멸의 기념비로 평가받습니다.</w:t>
+      </w:r>
+    </w:p>
+    <w:p>
+      <w:pPr>
+        <w:spacing w:line="324" w:lineRule="auto" w:after="120"/>
+      </w:pPr>
+      <w:r>
+        <w:rPr w:rFonts="맑은 고딕">
+          <w:rFonts w:ascii="맑은 고딕" w:hAnsi="맑은 고딕" w:eastAsia="맑은 고딕"/>
+          <w:b w:val="0"/>
+          <w:sz w:val="21"/>
+        </w:rPr>
+        <w:t>외교관의 아들로 태어나 로마, 런던, 파리 등 유럽의 유서 깊은 문화적 토양 속에서 문학과 음악을 체화했던 가제보(Paul Mazzolini)는, 작곡가 피에르루이지 곰비니(Pierluigi Giombini)와의 운명적인 만남을 통해 신스팝에 고전적인 서정성을 부여하는 독보적인 미학을 구축했습니다. 그는 차가운 전자음의 외피 속에 비 내리는 날의 우수, 지나간 사랑에 대한 비애, 그리고 탐미적인 낭만주의를 담아내고자 했습니다. 앨범 전반을 관통하는 맑고 투명한 피아노 선율과 가제보 특유의 담담하면서도 귀족적인 보컬은, 듣는 이로 하여금 안개 자욱한 유럽의 고도(古都)를 거니는 듯한 깊은 상념에 젖어들게 만듭니다.</w:t>
+      </w:r>
+    </w:p>
+    <w:p>
+      <w:pPr>
+        <w:spacing w:line="324" w:lineRule="auto" w:after="120"/>
+      </w:pPr>
+      <w:r>
+        <w:rPr w:rFonts="맑은 고딕">
+          <w:rFonts w:ascii="맑은 고딕" w:hAnsi="맑은 고딕" w:eastAsia="맑은 고딕"/>
+          <w:b w:val="0"/>
+          <w:sz w:val="21"/>
+        </w:rPr>
+        <w:t>발매와 동시에 유럽 전역은 물론 아시아 전역, 특히 대한민국과 일본 팝 애호가들의 가슴을 송두리째 흔들어 놓은 이 음반은 시대를 뛰어넘는 보편적 감수성의 승리였습니다. 화려한 전자 악기의 질주 속에서도 결코 품위를 잃지 않는 선율미는 40여 년의 세월이 흐른 지금까지도 바래지 않는 영롱한 빛을 발하고 있습니다. 낭만의 결핍을 겪고 있는 현대인들에게 이 음반은 아날로그 시대가 남겨준 가장 아름답고 애틋한 음악적 노스탤지어이며, 쇼팽의 시심(詩心)이 현대적인 비트와 만나 피워낸 찬란한 예술적 결실입니다.</w:t>
       </w:r>
     </w:p>
     <w:p>
@@ -168,7 +187,7 @@
           <w:b w:val="0"/>
           <w:sz w:val="21"/>
         </w:rPr>
-        <w:t>1983년 이탈리아의 명문 '베이비 레코드(Baby Records)'를 통해 세상에 첫선을 보인 작품으로, 유럽 전역을 휩쓸던 '이탈로 디스코(Italo Disco)'의 황금기와 클래시컬한 유럽 예술 가곡의 정조가 완벽한 조화를 이루며 탄생한 기념비적 앨범입니다.</w:t>
+        <w:t>1983년 이탈리아의 레이블 베이비 레코드(Baby Records)를 통해 발매된 가제보의 정규 데뷔 앨범으로, 국내외에서 타이틀곡의 압도적 인기에 힘입어 [I Like Chopin]으로 널리 소개된 명반</w:t>
       </w:r>
     </w:p>
     <w:p>
@@ -199,7 +218,7 @@
           <w:b w:val="0"/>
           <w:sz w:val="21"/>
         </w:rPr>
-        <w:t>타이틀곡 'I Like Chopin'은 발매와 동시에 독일, 이탈리아, 스위스, 오스트리아 등 유럽 주요국 차트 정상을 석권했으며, 일본을 비롯한 아시아 전역에서도 폭발적인 신드롬을 일으켜 전 세계적으로 800만 장 이상의 경이적인 판매고를 기록하였습니다.</w:t>
+        <w:t>타이틀곡 'I Like Chopin'의 글로벌 싱글 판매량 800만 장 이상 기록, 독일·이탈리아·스위스·오스트리아·스페인 등 유럽 다수 국가 차트 1위 석권, 일본 오리콘 종합 차트 상위권 진입 및 국내 라디오 에어플레이 최정상 기록</w:t>
       </w:r>
     </w:p>
     <w:p>
@@ -230,7 +249,7 @@
           <w:b w:val="0"/>
           <w:sz w:val="21"/>
         </w:rPr>
-        <w:t>유럽 각국의 공인 음악 차트에서 다수의 골드 및 플래티넘 디스크를 획득하였으며, 단순한 댄스 플로어의 열기를 넘어 팝 음악을 세련된 예술적 반열로 격상시켰다는 평단의 영예로운 찬사를 받았습니다.</w:t>
+        <w:t>유럽 각국 골드 및 플래티넘 레코드 인증, 80년대 이탈로 디스코 황금기를 대표하는 음악사적 마스터피스로 공인</w:t>
       </w:r>
     </w:p>
     <w:p>
@@ -275,7 +294,7 @@
           <w:b w:val="0"/>
           <w:sz w:val="21"/>
         </w:rPr>
-        <w:t>이탈리아 (출생: 레바논 베이루트)</w:t>
+        <w:t>이탈리아 (Italy)</w:t>
       </w:r>
     </w:p>
     <w:p>
@@ -368,7 +387,7 @@
           <w:b w:val="0"/>
           <w:sz w:val="21"/>
         </w:rPr>
-        <w:t>외교관이었던 아버지와 가수 출신 어머니 사이에서 성장한 가제보(본명: Paul Mazzolini)는 다국적 환경 속에서 문학적 소양과 클래식 기타를 깊이 체득한 독보적인 싱어송라이터입니다. 특유의 지적이고 귀족적인 아우라와 프로듀서 피에를루이지 지옴비니(Pierluigi Giombini)와의 눈부신 협업을 바탕으로, 이탈로 디스코 씬에 한 편의 문학 작품과도 같은 깊이와 품격을 부여한 거장입니다.</w:t>
+        <w:t>본명이 폴 마졸리니(Paul Mazzolini)인 가제보는 세련된 유럽적 지성과 클래식한 서정성을 신스팝에 접목한 이탈로 디스코의 귀공자입니다. 특유의 귀족적인 외모와 담백하면서도 멜랑콜리한 음색으로 80년대 유로 팝의 품격을 한 단계 끌어올린 독보적인 아티스트로 추앙받고 있습니다.</w:t>
       </w:r>
     </w:p>
     <w:p>
@@ -413,7 +432,7 @@
           <w:b w:val="0"/>
           <w:sz w:val="21"/>
         </w:rPr>
-        <w:t>기계적인 드럼 머신과 신디사이저가 지배하던 1980년대 초반, 클래식의 낭만주의 화성과 대중적 팝 멜로디의 서정성을 가장 세련된 조형미로 융합해 낸 크로스오버적 이정표입니다. 유로팝이 지닌 감각적인 비트 위에 유럽 전통의 고전미를 덧입힘으로써, 유로 댄스 음악이 세계 팝 음악사에서 독자적이고도 품격 있는 하위 장르로 자리 잡는 데 결정적인 역할을 수행하였습니다.</w:t>
+        <w:t>단순 소모성 댄스 음악에 머물 수 있었던 유로 신스팝 장르에 클래식 낭만주의 선율과 문학적 노랫말을 이식하여, 대중성과 음악적 완성도를 최고조로 끌어올린 80년대 팝 역사의 독창적 이정표입니다.</w:t>
       </w:r>
     </w:p>
     <w:p>
@@ -444,7 +463,7 @@
           <w:b w:val="0"/>
           <w:sz w:val="21"/>
         </w:rPr>
-        <w:t>급격한 산업화와 차가운 도시 문명 속에서 고독을 삼키던 1980년대 청춘들에게, 이 음반은 메마른 감성을 적셔주는 단비와도 같았습니다. 창밖으로 비가 내리는 오후, 다운타운의 음악다방과 라디오 전파를 타고 흐르던 가제보의 부드러운 중저음은 시대를 앞서가던 젊은 영혼들에게 세련된 지적 도피처이자 낭만적인 위로의 공간을 마련해 주었습니다.</w:t>
+        <w:t>1980년대 팝 음악을 향유하던 청춘들의 가슴에 비 내리는 창가, 낡은 카세트테이프, 롤러장과 음악다방의 공기를 환기시키는 음반입니다. 서구 문화의 폭발적인 유입 속에서 클래식의 교양미와 팝의 세련됨을 동시에 갈망하던 당대 젊은이들의 감성적 피난처가 되어 주었던 시대의 초상입니다.</w:t>
       </w:r>
     </w:p>
     <w:p>
@@ -489,7 +508,99 @@
           <w:b w:val="0"/>
           <w:sz w:val="21"/>
         </w:rPr>
-        <w:t>쇼팽의 야상곡을 연상시키는 영롱한 피아노 인트로와 서정적인 멜로디 라인이 압도적인 감동을 자아내는 불후의 명곡 'I Like Chopin'을 필두로, 긴장감 넘치는 서사 구조와 극적인 신디사이저 편곡이 돋보이는 또 다른 히트 트랙 'Masterpiece' 등 수록곡 전체가 한 편의 단아한 낭만주의 연작시처럼 빈틈없는 통일감을 선사합니다.</w:t>
+      </w:r>
+    </w:p>
+    <w:p>
+      <w:pPr>
+        <w:spacing w:line="324" w:lineRule="auto" w:after="80"/>
+      </w:pPr>
+      <w:r>
+        <w:rPr w:rFonts="맑은 고딕">
+          <w:rFonts w:ascii="맑은 고딕" w:hAnsi="맑은 고딕" w:eastAsia="맑은 고딕"/>
+          <w:b w:val="0"/>
+          <w:color w:val="6B7280"/>
+          <w:sz w:val="21"/>
+        </w:rPr>
+        <w:t xml:space="preserve">· </w:t>
+      </w:r>
+      <w:r>
+        <w:rPr w:rFonts="맑은 고딕">
+          <w:rFonts w:ascii="맑은 고딕" w:hAnsi="맑은 고딕" w:eastAsia="맑은 고딕"/>
+          <w:b/>
+          <w:color w:val="1F2937"/>
+          <w:sz w:val="21"/>
+        </w:rPr>
+        <w:t xml:space="preserve">'I Like Chopin': </w:t>
+      </w:r>
+      <w:r>
+        <w:rPr w:rFonts="맑은 고딕">
+          <w:rFonts w:ascii="맑은 고딕" w:hAnsi="맑은 고딕" w:eastAsia="맑은 고딕"/>
+          <w:b w:val="0"/>
+          <w:sz w:val="21"/>
+        </w:rPr>
+        <w:t>비 오는 날의 우수와 쇼팽의 낭만주의를 서정적인 피아노 아르페지오와 묵직한 베이스 비트로 승화시킨 불후의 명곡.</w:t>
+      </w:r>
+    </w:p>
+    <w:p>
+      <w:pPr>
+        <w:spacing w:line="324" w:lineRule="auto" w:after="80"/>
+      </w:pPr>
+      <w:r>
+        <w:rPr w:rFonts="맑은 고딕">
+          <w:rFonts w:ascii="맑은 고딕" w:hAnsi="맑은 고딕" w:eastAsia="맑은 고딕"/>
+          <w:b w:val="0"/>
+          <w:color w:val="6B7280"/>
+          <w:sz w:val="21"/>
+        </w:rPr>
+        <w:t xml:space="preserve">· </w:t>
+      </w:r>
+      <w:r>
+        <w:rPr w:rFonts="맑은 고딕">
+          <w:rFonts w:ascii="맑은 고딕" w:hAnsi="맑은 고딕" w:eastAsia="맑은 고딕"/>
+          <w:b/>
+          <w:color w:val="1F2937"/>
+          <w:sz w:val="21"/>
+        </w:rPr>
+        <w:t xml:space="preserve">'Masterpiece': </w:t>
+      </w:r>
+      <w:r>
+        <w:rPr w:rFonts="맑은 고딕">
+          <w:rFonts w:ascii="맑은 고딕" w:hAnsi="맑은 고딕" w:eastAsia="맑은 고딕"/>
+          <w:b w:val="0"/>
+          <w:sz w:val="21"/>
+        </w:rPr>
+        <w:t>가제보의 존재를 처음 세상에 알린 곡으로, 1930년대 갱스터 무비의 한 장면을 연상시키는 미스터리하고 드라마틱한 신스 사운드가 돋보이는 트랙.</w:t>
+      </w:r>
+    </w:p>
+    <w:p>
+      <w:pPr>
+        <w:spacing w:line="324" w:lineRule="auto" w:after="80"/>
+      </w:pPr>
+      <w:r>
+        <w:rPr w:rFonts="맑은 고딕">
+          <w:rFonts w:ascii="맑은 고딕" w:hAnsi="맑은 고딕" w:eastAsia="맑은 고딕"/>
+          <w:b w:val="0"/>
+          <w:color w:val="6B7280"/>
+          <w:sz w:val="21"/>
+        </w:rPr>
+        <w:t xml:space="preserve">· </w:t>
+      </w:r>
+      <w:r>
+        <w:rPr w:rFonts="맑은 고딕">
+          <w:rFonts w:ascii="맑은 고딕" w:hAnsi="맑은 고딕" w:eastAsia="맑은 고딕"/>
+          <w:b/>
+          <w:color w:val="1F2937"/>
+          <w:sz w:val="21"/>
+        </w:rPr>
+        <w:t xml:space="preserve">'Lunatic': </w:t>
+      </w:r>
+      <w:r>
+        <w:rPr w:rFonts="맑은 고딕">
+          <w:rFonts w:ascii="맑은 고딕" w:hAnsi="맑은 고딕" w:eastAsia="맑은 고딕"/>
+          <w:b w:val="0"/>
+          <w:sz w:val="21"/>
+        </w:rPr>
+        <w:t>화려한 리듬 섹션과 몽환적인 신시사이저가 교차하며 내면의 광기와 방황을 감각적으로 표현한 숨은 수작.</w:t>
       </w:r>
     </w:p>
     <w:p>
@@ -520,7 +631,7 @@
           <w:b w:val="0"/>
           <w:sz w:val="21"/>
         </w:rPr>
-        <w:t>디지털 마스터링에서는 결코 느낄 수 없는 1980년대 초반 아날로그 신디사이저의 농밀한 질감과 피아노 타건의 섬세한 배음이 LP 바이닐 속에 고스란히 숨 쉬고 있습니다. 포근한 진공관 앰프의 예열을 거쳐 턴테이블의 카트리지가 소리골을 스치는 순간, 찰랑거리는 하이햇과 공간 전체를 아늑하게 감싸는 아날로그 저음의 온도가 청자를 완벽한 음악적 사색으로 이끕니다.</w:t>
+        <w:t>디지털 음원에서 느껴지는 차가운 비트와 달리, LP 프레싱을 통해 재생되는 사운드는 피아노의 타건음이 지닌 어쿠스틱한 온기와 아날로그 신시사이저의 두터운 질감을 극적으로 살려냅니다. 진공관 앰프의 온화한 배음과 턴테이블의 회전 속에서 피어오르는 잡음마저 창밖에 내리는 빗소리처럼 아련한 공간감을 자아내므로, 비 오는 늦은 오후 차분한 조명 아래서 감상하기를 권합니다.</w:t>
       </w:r>
     </w:p>
     <w:p>
@@ -551,7 +662,7 @@
           <w:b w:val="0"/>
           <w:sz w:val="21"/>
         </w:rPr>
-        <w:t>유로디스코 황금기의 정점을 상징하는 역사적 사료이자, 클래식 애호가와 정통 팝 컬렉터 모두를 매료시킬 수 있는 서정적 미학의 결정체로서 LP 컬렉터의 서가 맨 앞자리를 장식하기에 부족함이 없는 음반입니다.</w:t>
+        <w:t>80년대 이탈로 디스코와 유로 팝을 상징하는 단 한 장의 명반이자, 클래식과 팝의 가장 완벽한 서정적 결합을 보여주는 바이닐로서 아날로그 사운드 컬렉터라면 반드시 랙에 갖추어야 할 필청 소장반입니다.</w:t>
       </w:r>
     </w:p>
     <w:p>
@@ -565,7 +676,7 @@
           <w:color w:val="4338CA"/>
           <w:sz w:val="21"/>
         </w:rPr>
-        <w:t>이 음반을 통해 아날로그 소리골 속에 아로새겨진 쇼팽의 영롱한 숨결과 80년대 낭만의 정취가 전해주는 감동을 다시 한번 경험해 보시는 것은 어떨까요?</w:t>
+        <w:t>이 음반을 통해 아날로그 바늘 끝에서 피어나는 낭만주의의 우수와 쇼팽을 향한 찬가가 전해주는 감동을 다시 한번 경험해 보시는 것은 어떨까요?</w:t>
       </w:r>
     </w:p>
     <w:sectPr>
